--- a/Методы системного анализа/Лабы/Лабораторная работа 4.docx
+++ b/Методы системного анализа/Лабы/Лабораторная работа 4.docx
@@ -224,6 +224,25 @@
           <w:lang w:val="en-US"/>
         </w:rPr>
       </w:pPr>
+      <w:r>
+        <w:t>Ход работы</w:t>
+      </w:r>
+    </w:p>
+    <w:p>
+      <w:pPr>
+        <w:pStyle w:val="a3"/>
+        <w:rPr>
+          <w:lang w:val="en-US"/>
+        </w:rPr>
+      </w:pPr>
+    </w:p>
+    <w:p>
+      <w:pPr>
+        <w:pStyle w:val="a5"/>
+      </w:pPr>
+      <w:r>
+        <w:t>1. Создание аналитической модели</w:t>
+      </w:r>
     </w:p>
     <w:sectPr>
       <w:pgSz w:w="11906" w:h="16838"/>
@@ -844,6 +863,7 @@
   <w:style w:type="character" w:default="1" w:styleId="a0">
     <w:name w:val="Default Paragraph Font"/>
     <w:uiPriority w:val="1"/>
+    <w:semiHidden/>
     <w:unhideWhenUsed/>
   </w:style>
   <w:style w:type="table" w:default="1" w:styleId="a1">

--- a/Методы системного анализа/Лабы/Лабораторная работа 4.docx
+++ b/Методы системного анализа/Лабы/Лабораторная работа 4.docx
@@ -80,36 +80,23 @@
         <w:pStyle w:val="a5"/>
       </w:pPr>
       <w:r>
-        <w:t xml:space="preserve">2. Создать имитационную модель заданного по варианту процесса в среде </w:t>
-      </w:r>
-      <w:proofErr w:type="spellStart"/>
-      <w:r>
-        <w:t>Anylogic</w:t>
-      </w:r>
-      <w:proofErr w:type="spellEnd"/>
-      <w:r>
-        <w:t xml:space="preserve"> на основе сети Петри. </w:t>
-      </w:r>
-    </w:p>
-    <w:p>
-      <w:pPr>
-        <w:pStyle w:val="a5"/>
-      </w:pPr>
-      <w:r>
-        <w:t xml:space="preserve">3. Создать имитационную модель заданного по варианту процесса в среде </w:t>
-      </w:r>
-      <w:proofErr w:type="spellStart"/>
-      <w:r>
-        <w:t>Anylogic</w:t>
-      </w:r>
-      <w:proofErr w:type="spellEnd"/>
-      <w:r>
-        <w:t xml:space="preserve"> с использованием диаграммы действий на основе схемы алгоритма. Организовать визуализацию работы алгоритма.</w:t>
+        <w:t xml:space="preserve">2. Создать имитационную модель заданного по варианту процесса в среде Anylogic на основе сети Петри. </w:t>
+      </w:r>
+    </w:p>
+    <w:p>
+      <w:pPr>
+        <w:pStyle w:val="a5"/>
+      </w:pPr>
+      <w:r>
+        <w:t>3. Создать имитационную модель заданного по варианту процесса в среде Anylogic с использованием диаграммы действий на основе схемы алгоритма. Организовать визуализацию работы алгоритма.</w:t>
       </w:r>
     </w:p>
     <w:p>
       <w:pPr>
         <w:pStyle w:val="a3"/>
+        <w:rPr>
+          <w:lang w:val="en-US"/>
+        </w:rPr>
       </w:pPr>
     </w:p>
     <w:p>
@@ -220,29 +207,395 @@
     <w:p>
       <w:pPr>
         <w:pStyle w:val="a3"/>
+      </w:pPr>
+      <w:r>
+        <w:t>Ход работы</w:t>
+      </w:r>
+    </w:p>
+    <w:p>
+      <w:pPr>
+        <w:pStyle w:val="a3"/>
+      </w:pPr>
+    </w:p>
+    <w:p>
+      <w:pPr>
+        <w:pStyle w:val="a5"/>
+      </w:pPr>
+      <w:r>
+        <w:t>1. Создание аналитической модели</w:t>
+      </w:r>
+      <w:r>
+        <w:t xml:space="preserve"> по варианту процесса в форме сети Петри.</w:t>
+      </w:r>
+    </w:p>
+    <w:p>
+      <w:pPr>
+        <w:pStyle w:val="a5"/>
+        <w:ind w:firstLine="0"/>
+        <w:jc w:val="center"/>
+      </w:pPr>
+    </w:p>
+    <w:p>
+      <w:pPr>
+        <w:pStyle w:val="a5"/>
+        <w:ind w:firstLine="0"/>
+        <w:jc w:val="center"/>
+      </w:pPr>
+      <w:r>
+        <w:lastRenderedPageBreak/>
+        <w:drawing>
+          <wp:inline distT="0" distB="0" distL="0" distR="0" wp14:anchorId="29DA3014" wp14:editId="32733793">
+            <wp:extent cx="3610479" cy="4401164"/>
+            <wp:effectExtent l="0" t="0" r="9525" b="0"/>
+            <wp:docPr id="218997949" name="Рисунок 1"/>
+            <wp:cNvGraphicFramePr>
+              <a:graphicFrameLocks xmlns:a="http://schemas.openxmlformats.org/drawingml/2006/main" noChangeAspect="1"/>
+            </wp:cNvGraphicFramePr>
+            <a:graphic xmlns:a="http://schemas.openxmlformats.org/drawingml/2006/main">
+              <a:graphicData uri="http://schemas.openxmlformats.org/drawingml/2006/picture">
+                <pic:pic xmlns:pic="http://schemas.openxmlformats.org/drawingml/2006/picture">
+                  <pic:nvPicPr>
+                    <pic:cNvPr id="218997949" name=""/>
+                    <pic:cNvPicPr/>
+                  </pic:nvPicPr>
+                  <pic:blipFill>
+                    <a:blip r:embed="rId4"/>
+                    <a:stretch>
+                      <a:fillRect/>
+                    </a:stretch>
+                  </pic:blipFill>
+                  <pic:spPr>
+                    <a:xfrm>
+                      <a:off x="0" y="0"/>
+                      <a:ext cx="3610479" cy="4401164"/>
+                    </a:xfrm>
+                    <a:prstGeom prst="rect">
+                      <a:avLst/>
+                    </a:prstGeom>
+                  </pic:spPr>
+                </pic:pic>
+              </a:graphicData>
+            </a:graphic>
+          </wp:inline>
+        </w:drawing>
+      </w:r>
+    </w:p>
+    <w:p>
+      <w:pPr>
+        <w:pStyle w:val="a5"/>
+        <w:ind w:firstLine="0"/>
+        <w:jc w:val="center"/>
+      </w:pPr>
+      <w:r>
+        <w:t>Рисунок 1 – Аналитическая модель</w:t>
+      </w:r>
+    </w:p>
+    <w:p>
+      <w:pPr>
+        <w:pStyle w:val="a5"/>
+        <w:ind w:firstLine="0"/>
+        <w:jc w:val="center"/>
         <w:rPr>
           <w:lang w:val="en-US"/>
         </w:rPr>
       </w:pPr>
-      <w:r>
-        <w:t>Ход работы</w:t>
-      </w:r>
-    </w:p>
-    <w:p>
-      <w:pPr>
-        <w:pStyle w:val="a3"/>
+    </w:p>
+    <w:p>
+      <w:pPr>
+        <w:pStyle w:val="a5"/>
+      </w:pPr>
+      <w:r>
+        <w:t>2. Созда</w:t>
+      </w:r>
+      <w:r>
+        <w:t>ние</w:t>
+      </w:r>
+      <w:r>
+        <w:t xml:space="preserve"> имитационн</w:t>
+      </w:r>
+      <w:r>
+        <w:t>ой</w:t>
+      </w:r>
+      <w:r>
+        <w:t xml:space="preserve"> модел</w:t>
+      </w:r>
+      <w:r>
+        <w:t>и</w:t>
+      </w:r>
+      <w:r>
+        <w:t xml:space="preserve"> заданного по варианту процесса в среде Anylogic на основе сети Петри. </w:t>
+      </w:r>
+    </w:p>
+    <w:p>
+      <w:pPr>
+        <w:pStyle w:val="a5"/>
+        <w:ind w:firstLine="0"/>
+      </w:pPr>
+    </w:p>
+    <w:p>
+      <w:pPr>
+        <w:pStyle w:val="a5"/>
+        <w:ind w:firstLine="0"/>
+        <w:jc w:val="center"/>
+      </w:pPr>
+      <w:r>
         <w:rPr>
           <w:lang w:val="en-US"/>
         </w:rPr>
-      </w:pPr>
-    </w:p>
-    <w:p>
-      <w:pPr>
-        <w:pStyle w:val="a5"/>
-      </w:pPr>
-      <w:r>
-        <w:t>1. Создание аналитической модели</w:t>
-      </w:r>
+        <w:drawing>
+          <wp:inline distT="0" distB="0" distL="0" distR="0" wp14:anchorId="585AF136" wp14:editId="566C57FA">
+            <wp:extent cx="4191000" cy="3064239"/>
+            <wp:effectExtent l="0" t="0" r="0" b="3175"/>
+            <wp:docPr id="1838894325" name="Рисунок 1"/>
+            <wp:cNvGraphicFramePr>
+              <a:graphicFrameLocks xmlns:a="http://schemas.openxmlformats.org/drawingml/2006/main" noChangeAspect="1"/>
+            </wp:cNvGraphicFramePr>
+            <a:graphic xmlns:a="http://schemas.openxmlformats.org/drawingml/2006/main">
+              <a:graphicData uri="http://schemas.openxmlformats.org/drawingml/2006/picture">
+                <pic:pic xmlns:pic="http://schemas.openxmlformats.org/drawingml/2006/picture">
+                  <pic:nvPicPr>
+                    <pic:cNvPr id="1838894325" name=""/>
+                    <pic:cNvPicPr/>
+                  </pic:nvPicPr>
+                  <pic:blipFill>
+                    <a:blip r:embed="rId5"/>
+                    <a:stretch>
+                      <a:fillRect/>
+                    </a:stretch>
+                  </pic:blipFill>
+                  <pic:spPr>
+                    <a:xfrm>
+                      <a:off x="0" y="0"/>
+                      <a:ext cx="4194856" cy="3067058"/>
+                    </a:xfrm>
+                    <a:prstGeom prst="rect">
+                      <a:avLst/>
+                    </a:prstGeom>
+                  </pic:spPr>
+                </pic:pic>
+              </a:graphicData>
+            </a:graphic>
+          </wp:inline>
+        </w:drawing>
+      </w:r>
+      <w:r>
+        <w:rPr>
+          <w:lang w:val="en-US"/>
+        </w:rPr>
+        <w:br/>
+      </w:r>
+      <w:r>
+        <w:t xml:space="preserve">Рисунок </w:t>
+      </w:r>
+      <w:r>
+        <w:t>2</w:t>
+      </w:r>
+      <w:r>
+        <w:t xml:space="preserve"> – </w:t>
+      </w:r>
+      <w:r>
+        <w:t>Имитационная модель</w:t>
+      </w:r>
+    </w:p>
+    <w:p>
+      <w:pPr>
+        <w:pStyle w:val="a5"/>
+      </w:pPr>
+      <w:r>
+        <w:lastRenderedPageBreak/>
+        <w:t>3. Создать имитационную модель заданного по варианту процесса в среде Anylogic с использованием диаграммы действий на основе схемы алгоритма. Организовать визуализацию работы алгоритма.</w:t>
+      </w:r>
+    </w:p>
+    <w:p>
+      <w:pPr>
+        <w:pStyle w:val="a5"/>
+        <w:ind w:firstLine="0"/>
+        <w:jc w:val="center"/>
+      </w:pPr>
+    </w:p>
+    <w:p>
+      <w:pPr>
+        <w:pStyle w:val="a5"/>
+        <w:ind w:firstLine="0"/>
+        <w:jc w:val="center"/>
+        <w:rPr>
+          <w:lang w:val="en-US"/>
+        </w:rPr>
+      </w:pPr>
+      <w:r>
+        <w:drawing>
+          <wp:inline distT="0" distB="0" distL="0" distR="0" wp14:anchorId="008E3418" wp14:editId="1BAF63CC">
+            <wp:extent cx="5940425" cy="3125470"/>
+            <wp:effectExtent l="0" t="0" r="3175" b="0"/>
+            <wp:docPr id="756415498" name="Рисунок 1"/>
+            <wp:cNvGraphicFramePr>
+              <a:graphicFrameLocks xmlns:a="http://schemas.openxmlformats.org/drawingml/2006/main" noChangeAspect="1"/>
+            </wp:cNvGraphicFramePr>
+            <a:graphic xmlns:a="http://schemas.openxmlformats.org/drawingml/2006/main">
+              <a:graphicData uri="http://schemas.openxmlformats.org/drawingml/2006/picture">
+                <pic:pic xmlns:pic="http://schemas.openxmlformats.org/drawingml/2006/picture">
+                  <pic:nvPicPr>
+                    <pic:cNvPr id="756415498" name=""/>
+                    <pic:cNvPicPr/>
+                  </pic:nvPicPr>
+                  <pic:blipFill>
+                    <a:blip r:embed="rId6"/>
+                    <a:stretch>
+                      <a:fillRect/>
+                    </a:stretch>
+                  </pic:blipFill>
+                  <pic:spPr>
+                    <a:xfrm>
+                      <a:off x="0" y="0"/>
+                      <a:ext cx="5940425" cy="3125470"/>
+                    </a:xfrm>
+                    <a:prstGeom prst="rect">
+                      <a:avLst/>
+                    </a:prstGeom>
+                  </pic:spPr>
+                </pic:pic>
+              </a:graphicData>
+            </a:graphic>
+          </wp:inline>
+        </w:drawing>
+      </w:r>
+    </w:p>
+    <w:p>
+      <w:pPr>
+        <w:pStyle w:val="a5"/>
+        <w:ind w:firstLine="0"/>
+        <w:jc w:val="center"/>
+      </w:pPr>
+      <w:r>
+        <w:t>Рисунок 3 – Имитационная модель с использованием диаграммы действий</w:t>
+      </w:r>
+    </w:p>
+    <w:p>
+      <w:pPr>
+        <w:pStyle w:val="a5"/>
+        <w:ind w:firstLine="0"/>
+        <w:jc w:val="center"/>
+      </w:pPr>
+    </w:p>
+    <w:p>
+      <w:pPr>
+        <w:pStyle w:val="a5"/>
+        <w:ind w:firstLine="0"/>
+        <w:jc w:val="center"/>
+      </w:pPr>
+      <w:r>
+        <w:drawing>
+          <wp:inline distT="0" distB="0" distL="0" distR="0" wp14:anchorId="41B540C2" wp14:editId="04FF4FAB">
+            <wp:extent cx="5940425" cy="2345055"/>
+            <wp:effectExtent l="0" t="0" r="3175" b="0"/>
+            <wp:docPr id="366905119" name="Рисунок 1"/>
+            <wp:cNvGraphicFramePr>
+              <a:graphicFrameLocks xmlns:a="http://schemas.openxmlformats.org/drawingml/2006/main" noChangeAspect="1"/>
+            </wp:cNvGraphicFramePr>
+            <a:graphic xmlns:a="http://schemas.openxmlformats.org/drawingml/2006/main">
+              <a:graphicData uri="http://schemas.openxmlformats.org/drawingml/2006/picture">
+                <pic:pic xmlns:pic="http://schemas.openxmlformats.org/drawingml/2006/picture">
+                  <pic:nvPicPr>
+                    <pic:cNvPr id="366905119" name=""/>
+                    <pic:cNvPicPr/>
+                  </pic:nvPicPr>
+                  <pic:blipFill>
+                    <a:blip r:embed="rId7"/>
+                    <a:stretch>
+                      <a:fillRect/>
+                    </a:stretch>
+                  </pic:blipFill>
+                  <pic:spPr>
+                    <a:xfrm>
+                      <a:off x="0" y="0"/>
+                      <a:ext cx="5940425" cy="2345055"/>
+                    </a:xfrm>
+                    <a:prstGeom prst="rect">
+                      <a:avLst/>
+                    </a:prstGeom>
+                  </pic:spPr>
+                </pic:pic>
+              </a:graphicData>
+            </a:graphic>
+          </wp:inline>
+        </w:drawing>
+      </w:r>
+    </w:p>
+    <w:p>
+      <w:pPr>
+        <w:pStyle w:val="a5"/>
+        <w:ind w:firstLine="0"/>
+        <w:jc w:val="center"/>
+      </w:pPr>
+      <w:r>
+        <w:t xml:space="preserve">Рисунок 3 – </w:t>
+      </w:r>
+      <w:r>
+        <w:t>Работа алгоритма</w:t>
+      </w:r>
+    </w:p>
+    <w:p>
+      <w:pPr>
+        <w:pStyle w:val="a5"/>
+      </w:pPr>
+    </w:p>
+    <w:p>
+      <w:pPr>
+        <w:pStyle w:val="a5"/>
+        <w:rPr>
+          <w:lang w:val="en-US"/>
+        </w:rPr>
+      </w:pPr>
+      <w:r>
+        <w:t>Вывод</w:t>
+      </w:r>
+      <w:r>
+        <w:rPr>
+          <w:lang w:val="en-US"/>
+        </w:rPr>
+        <w:t>:</w:t>
+      </w:r>
+    </w:p>
+    <w:p>
+      <w:pPr>
+        <w:pStyle w:val="a5"/>
+      </w:pPr>
+      <w:r>
+        <w:t>В ходе данной работы были и</w:t>
+      </w:r>
+      <w:r>
+        <w:t>сследован</w:t>
+      </w:r>
+      <w:r>
+        <w:t>ы</w:t>
+      </w:r>
+      <w:r>
+        <w:t xml:space="preserve"> технологи</w:t>
+      </w:r>
+      <w:r>
+        <w:t>и</w:t>
+      </w:r>
+      <w:r>
+        <w:t xml:space="preserve"> моделирования вычислительных систем на примере имитационного моделирования алгоритмов.</w:t>
+      </w:r>
+    </w:p>
+    <w:p>
+      <w:pPr>
+        <w:pStyle w:val="a5"/>
+      </w:pPr>
+    </w:p>
+    <w:p>
+      <w:pPr>
+        <w:pStyle w:val="a5"/>
+        <w:ind w:firstLine="0"/>
+      </w:pPr>
+    </w:p>
+    <w:p>
+      <w:pPr>
+        <w:pStyle w:val="a5"/>
+        <w:ind w:firstLine="0"/>
+        <w:jc w:val="center"/>
+      </w:pPr>
     </w:p>
     <w:sectPr>
       <w:pgSz w:w="11906" w:h="16838"/>
